--- a/mau-giay-to/GiayGioiThieu_TrungKien.docx
+++ b/mau-giay-to/GiayGioiThieu_TrungKien.docx
@@ -425,7 +425,7 @@
     </w:tbl>
     <w:sectPr>
       <w:pgSz w:w="11906" w:h="16838"/>
-      <w:pgMar w:top="1134" w:right="1020" w:bottom="1134" w:left="1701" w:header="720" w:footer="720" w:gutter="0"/>
+      <w:pgMar w:top="1134" w:right="1134" w:bottom="1134" w:left="1701" w:header="720" w:footer="720" w:gutter="0"/>
       <w:cols w:space="720"/>
       <w:docGrid w:linePitch="360"/>
     </w:sectPr>
